--- a/adoption-roadmap-kit/spec-03-attorney-cle-module.docx
+++ b/adoption-roadmap-kit/spec-03-attorney-cle-module.docx
@@ -2318,7 +2318,7 @@
         <w:spacing w:after="80"/>
       </w:pPr>
       <w:r>
-        <w:t xml:space="preserve">Competent representation (Rule 1.1): when use of aggregate data is part of competent practice vs. when it is not required.</w:t>
+        <w:t xml:space="preserve">Competent representation (Rule 4-1.1): when use of aggregate data is part of competent practice vs. when it is not required.</w:t>
       </w:r>
     </w:p>
     <w:p>
@@ -2331,7 +2331,7 @@
         <w:spacing w:after="80"/>
       </w:pPr>
       <w:r>
-        <w:t xml:space="preserve">Candor toward the tribunal (Rule 3.3): how to represent Catalog metrics accurately to courts.</w:t>
+        <w:t xml:space="preserve">Candor toward the tribunal (Rule 4-3.3): how to represent Catalog metrics accurately to courts.</w:t>
       </w:r>
     </w:p>
     <w:p>
@@ -2344,7 +2344,7 @@
         <w:spacing w:after="80"/>
       </w:pPr>
       <w:r>
-        <w:t xml:space="preserve">Client communication (Rule 1.4): the obligation to explain what aggregate data can and cannot predict about the client's specific case.</w:t>
+        <w:t xml:space="preserve">Client communication (Rule 4-1.4): the obligation to explain what aggregate data can and cannot predict about the client's specific case.</w:t>
       </w:r>
     </w:p>
     <w:p>
@@ -2357,7 +2357,7 @@
         <w:spacing w:after="80"/>
       </w:pPr>
       <w:r>
-        <w:t xml:space="preserve">Confidentiality (Rule 1.6): how Tier C user-owned data relates to attorney-client privilege when the client is a Catalog platform user.</w:t>
+        <w:t xml:space="preserve">Confidentiality (Rule 4-1.6): how Tier C user-owned data relates to attorney-client privilege when the client is a Catalog platform user.</w:t>
       </w:r>
     </w:p>
     <w:p>
